--- a/output/docx/resume-en.docx
+++ b/output/docx/resume-en.docx
@@ -19,9 +19,18 @@
     </w:p>
     <w:p>
       <w:pPr>
-        <w:spacing w:after="100"/>
+        <w:spacing w:after="0"/>
         <w:jc w:val="center"/>
       </w:pPr>
+      <w:r>
+        <w:rPr>
+          <w:rFonts w:ascii="Arial" w:hAnsi="Arial"/>
+          <w:b/>
+          <w:color w:val="111111"/>
+          <w:sz w:val="17"/>
+        </w:rPr>
+        <w:t xml:space="preserve">Email: </w:t>
+      </w:r>
       <w:hyperlink r:id="rId9">
         <w:r>
           <w:rPr>
@@ -39,7 +48,21 @@
           <w:color w:val="111111"/>
           <w:sz w:val="17"/>
         </w:rPr>
-        <w:t xml:space="preserve">  ·  </w:t>
+        <w:t xml:space="preserve">  ·  Phone: +55 11 99246-0017</w:t>
+      </w:r>
+    </w:p>
+    <w:p>
+      <w:pPr>
+        <w:spacing w:after="0"/>
+        <w:jc w:val="center"/>
+      </w:pPr>
+      <w:r>
+        <w:rPr>
+          <w:rFonts w:ascii="Arial" w:hAnsi="Arial"/>
+          <w:color w:val="111111"/>
+          <w:sz w:val="17"/>
+        </w:rPr>
+        <w:t xml:space="preserve">Location: Barueri, SP - Brazil  ·  Website: </w:t>
       </w:r>
       <w:hyperlink r:id="rId10">
         <w:r>
@@ -52,13 +75,20 @@
           <w:t>fbondia.github.io</w:t>
         </w:r>
       </w:hyperlink>
+    </w:p>
+    <w:p>
+      <w:pPr>
+        <w:spacing w:after="100"/>
+        <w:jc w:val="center"/>
+      </w:pPr>
       <w:r>
         <w:rPr>
           <w:rFonts w:ascii="Arial" w:hAnsi="Arial"/>
+          <w:b/>
           <w:color w:val="111111"/>
           <w:sz w:val="17"/>
         </w:rPr>
-        <w:t xml:space="preserve">  ·  </w:t>
+        <w:t xml:space="preserve">LinkedIn: </w:t>
       </w:r>
       <w:hyperlink r:id="rId11">
         <w:r>
@@ -74,10 +104,11 @@
       <w:r>
         <w:rPr>
           <w:rFonts w:ascii="Arial" w:hAnsi="Arial"/>
+          <w:b/>
           <w:color w:val="111111"/>
           <w:sz w:val="17"/>
         </w:rPr>
-        <w:t xml:space="preserve">  ·  </w:t>
+        <w:t xml:space="preserve">  ·  GitHub: </w:t>
       </w:r>
       <w:hyperlink r:id="rId12">
         <w:r>
@@ -476,7 +507,7 @@
     <w:p>
       <w:pPr>
         <w:sectPr>
-          <w:footerReference w:type="default" r:id="rId21"/>
+          <w:footerReference w:type="default" r:id="rId24"/>
           <w:pgSz w:w="12240" w:h="15840"/>
           <w:pgMar w:top="792" w:right="936" w:bottom="792" w:left="936" w:header="360" w:footer="403" w:gutter="0"/>
           <w:cols w:space="720"/>
@@ -1571,7 +1602,7 @@
           <w:color w:val="111111"/>
           <w:sz w:val="20"/>
         </w:rPr>
-        <w:t>Bondia Workspaces (BIAWS) — Creator &amp; Lead Developer</w:t>
+        <w:t>Manura — Creator &amp; Software Architect</w:t>
       </w:r>
     </w:p>
     <w:p>
@@ -1586,7 +1617,7 @@
           <w:color w:val="111111"/>
           <w:sz w:val="18"/>
         </w:rPr>
-        <w:t>Open-source, agent-native operational workspace for hybrid human and AI software teams. It brings together issues, improvements, operational procedures, application topology, runtime health signals, and versioned agent skills in a single platform.</w:t>
+        <w:t>Modular platform for asset management, maintenance, and field operations. It supports asset lifecycle management, preventive, corrective and predictive activities, dynamic forms, configurable workflows, geographic planning, offline mobile execution, inventory, operational resources, audit trails, and AI-assisted configuration.</w:t>
       </w:r>
     </w:p>
     <w:p>
@@ -1601,7 +1632,7 @@
           <w:color w:val="111111"/>
           <w:sz w:val="18"/>
         </w:rPr>
-        <w:t>Designed domain-scoped MCP tools and a CLI workflow for publishing and installing agent capabilities without unrestricted database access. The platform includes workspace-level authorization, audit trails, reproducible Docker installation, multi-instance support, and integrations with agent clients such as Codex and Claude.</w:t>
+        <w:t>Responsible for product architecture across web, mobile, backend, shared domain components, automated testing, CI/CD, observability, and operational tooling.</w:t>
       </w:r>
     </w:p>
     <w:p>
@@ -1623,7 +1654,7 @@
           <w:color w:val="111111"/>
           <w:sz w:val="18"/>
         </w:rPr>
-        <w:t>Artificial Intelligence, Software Architecture, Node.js, React, MongoDB, Docker, MCP</w:t>
+        <w:t>Software Architecture, React Native, React, Node.js, Firebase, MongoDB, Playwright</w:t>
       </w:r>
     </w:p>
     <w:p>
@@ -1638,7 +1669,7 @@
             <w:color w:val="0563C1"/>
             <w:u w:val="single"/>
           </w:rPr>
-          <w:t>GitHub repository</w:t>
+          <w:t>Product website</w:t>
         </w:r>
       </w:hyperlink>
     </w:p>
@@ -1703,7 +1734,7 @@
           <w:color w:val="111111"/>
           <w:sz w:val="20"/>
         </w:rPr>
-        <w:t>Manura — Creator &amp; Software Architect</w:t>
+        <w:t>Bondia Workspaces (BIAWS) — Creator &amp; Lead Developer</w:t>
       </w:r>
     </w:p>
     <w:p>
@@ -1718,7 +1749,7 @@
           <w:color w:val="111111"/>
           <w:sz w:val="18"/>
         </w:rPr>
-        <w:t>Modular platform for asset management, maintenance, and field operations. It supports asset lifecycle management, preventive, corrective and predictive activities, dynamic forms, configurable workflows, geographic planning, offline mobile execution, inventory, operational resources, audit trails, and AI-assisted configuration.</w:t>
+        <w:t>Open-source, agent-native operational workspace for hybrid human and AI software teams. It brings together issues, improvements, operational procedures, application topology, runtime health signals, and versioned agent skills in a single platform.</w:t>
       </w:r>
     </w:p>
     <w:p>
@@ -1733,7 +1764,7 @@
           <w:color w:val="111111"/>
           <w:sz w:val="18"/>
         </w:rPr>
-        <w:t>Responsible for product architecture across web, mobile, backend, shared domain components, automated testing, CI/CD, observability, and operational tooling.</w:t>
+        <w:t>Designed domain-scoped MCP tools and a CLI workflow for publishing and installing agent capabilities without unrestricted database access. The platform includes workspace-level authorization, audit trails, reproducible Docker installation, multi-instance support, and integrations with agent clients such as Codex and Claude.</w:t>
       </w:r>
     </w:p>
     <w:p>
@@ -1755,7 +1786,7 @@
           <w:color w:val="111111"/>
           <w:sz w:val="18"/>
         </w:rPr>
-        <w:t>Software Architecture, React Native, React, Node.js, Firebase, MongoDB, Playwright</w:t>
+        <w:t>Artificial Intelligence, Software Architecture, Node.js, React, MongoDB, Docker, MCP</w:t>
       </w:r>
     </w:p>
     <w:p>
@@ -1770,7 +1801,7 @@
             <w:color w:val="0563C1"/>
             <w:u w:val="single"/>
           </w:rPr>
-          <w:t>Product website</w:t>
+          <w:t>GitHub repository</w:t>
         </w:r>
       </w:hyperlink>
     </w:p>
@@ -2072,6 +2103,48 @@
         <w:pStyle w:val="ResumeRole"/>
       </w:pPr>
       <w:r>
+        <w:drawing>
+          <wp:inline xmlns:a="http://schemas.openxmlformats.org/drawingml/2006/main" xmlns:pic="http://schemas.openxmlformats.org/drawingml/2006/picture">
+            <wp:extent cx="265176" cy="265176"/>
+            <wp:docPr id="5" name="Picture 5"/>
+            <wp:cNvGraphicFramePr>
+              <a:graphicFrameLocks noChangeAspect="1"/>
+            </wp:cNvGraphicFramePr>
+            <a:graphic>
+              <a:graphicData uri="http://schemas.openxmlformats.org/drawingml/2006/picture">
+                <pic:pic>
+                  <pic:nvPicPr>
+                    <pic:cNvPr id="0" name="image.png"/>
+                    <pic:cNvPicPr/>
+                  </pic:nvPicPr>
+                  <pic:blipFill>
+                    <a:blip r:embed="rId21"/>
+                    <a:stretch>
+                      <a:fillRect/>
+                    </a:stretch>
+                  </pic:blipFill>
+                  <pic:spPr>
+                    <a:xfrm>
+                      <a:off x="0" y="0"/>
+                      <a:ext cx="265176" cy="265176"/>
+                    </a:xfrm>
+                    <a:prstGeom prst="rect"/>
+                  </pic:spPr>
+                </pic:pic>
+              </a:graphicData>
+            </a:graphic>
+          </wp:inline>
+        </w:drawing>
+      </w:r>
+      <w:r>
+        <w:rPr>
+          <w:rFonts w:ascii="Arial" w:hAnsi="Arial"/>
+          <w:color w:val="111111"/>
+          <w:sz w:val="18"/>
+        </w:rPr>
+        <w:t xml:space="preserve">  </w:t>
+      </w:r>
+      <w:r>
         <w:rPr>
           <w:rFonts w:ascii="Arial" w:hAnsi="Arial"/>
           <w:b/>
@@ -2084,6 +2157,7 @@
     <w:p>
       <w:pPr>
         <w:pStyle w:val="ResumeMeta"/>
+        <w:ind w:left="619"/>
       </w:pPr>
       <w:r>
         <w:rPr>
@@ -2255,6 +2329,48 @@
         <w:pStyle w:val="ResumeRole"/>
       </w:pPr>
       <w:r>
+        <w:drawing>
+          <wp:inline xmlns:a="http://schemas.openxmlformats.org/drawingml/2006/main" xmlns:pic="http://schemas.openxmlformats.org/drawingml/2006/picture">
+            <wp:extent cx="265176" cy="265176"/>
+            <wp:docPr id="6" name="Picture 6"/>
+            <wp:cNvGraphicFramePr>
+              <a:graphicFrameLocks noChangeAspect="1"/>
+            </wp:cNvGraphicFramePr>
+            <a:graphic>
+              <a:graphicData uri="http://schemas.openxmlformats.org/drawingml/2006/picture">
+                <pic:pic>
+                  <pic:nvPicPr>
+                    <pic:cNvPr id="0" name="image.png"/>
+                    <pic:cNvPicPr/>
+                  </pic:nvPicPr>
+                  <pic:blipFill>
+                    <a:blip r:embed="rId22"/>
+                    <a:stretch>
+                      <a:fillRect/>
+                    </a:stretch>
+                  </pic:blipFill>
+                  <pic:spPr>
+                    <a:xfrm>
+                      <a:off x="0" y="0"/>
+                      <a:ext cx="265176" cy="265176"/>
+                    </a:xfrm>
+                    <a:prstGeom prst="rect"/>
+                  </pic:spPr>
+                </pic:pic>
+              </a:graphicData>
+            </a:graphic>
+          </wp:inline>
+        </w:drawing>
+      </w:r>
+      <w:r>
+        <w:rPr>
+          <w:rFonts w:ascii="Arial" w:hAnsi="Arial"/>
+          <w:color w:val="111111"/>
+          <w:sz w:val="18"/>
+        </w:rPr>
+        <w:t xml:space="preserve">  </w:t>
+      </w:r>
+      <w:r>
         <w:rPr>
           <w:rFonts w:ascii="Arial" w:hAnsi="Arial"/>
           <w:b/>
@@ -2267,6 +2383,7 @@
     <w:p>
       <w:pPr>
         <w:pStyle w:val="ResumeMeta"/>
+        <w:ind w:left="619"/>
       </w:pPr>
       <w:r>
         <w:rPr>
@@ -2540,6 +2657,48 @@
         <w:pStyle w:val="ResumeRole"/>
       </w:pPr>
       <w:r>
+        <w:drawing>
+          <wp:inline xmlns:a="http://schemas.openxmlformats.org/drawingml/2006/main" xmlns:pic="http://schemas.openxmlformats.org/drawingml/2006/picture">
+            <wp:extent cx="265176" cy="265176"/>
+            <wp:docPr id="7" name="Picture 7"/>
+            <wp:cNvGraphicFramePr>
+              <a:graphicFrameLocks noChangeAspect="1"/>
+            </wp:cNvGraphicFramePr>
+            <a:graphic>
+              <a:graphicData uri="http://schemas.openxmlformats.org/drawingml/2006/picture">
+                <pic:pic>
+                  <pic:nvPicPr>
+                    <pic:cNvPr id="0" name="image.png"/>
+                    <pic:cNvPicPr/>
+                  </pic:nvPicPr>
+                  <pic:blipFill>
+                    <a:blip r:embed="rId23"/>
+                    <a:stretch>
+                      <a:fillRect/>
+                    </a:stretch>
+                  </pic:blipFill>
+                  <pic:spPr>
+                    <a:xfrm>
+                      <a:off x="0" y="0"/>
+                      <a:ext cx="265176" cy="265176"/>
+                    </a:xfrm>
+                    <a:prstGeom prst="rect"/>
+                  </pic:spPr>
+                </pic:pic>
+              </a:graphicData>
+            </a:graphic>
+          </wp:inline>
+        </w:drawing>
+      </w:r>
+      <w:r>
+        <w:rPr>
+          <w:rFonts w:ascii="Arial" w:hAnsi="Arial"/>
+          <w:color w:val="111111"/>
+          <w:sz w:val="18"/>
+        </w:rPr>
+        <w:t xml:space="preserve">  </w:t>
+      </w:r>
+      <w:r>
         <w:rPr>
           <w:rFonts w:ascii="Arial" w:hAnsi="Arial"/>
           <w:b/>
@@ -2552,6 +2711,7 @@
     <w:p>
       <w:pPr>
         <w:pStyle w:val="ResumeMeta"/>
+        <w:ind w:left="619"/>
       </w:pPr>
       <w:r>
         <w:rPr>
@@ -2718,64 +2878,8 @@
     </w:p>
     <w:p>
       <w:pPr>
-        <w:pStyle w:val="ResumeRole"/>
-      </w:pPr>
-      <w:r>
-        <w:rPr>
-          <w:rFonts w:ascii="Arial" w:hAnsi="Arial"/>
-          <w:b/>
-          <w:color w:val="111111"/>
-          <w:sz w:val="20"/>
-        </w:rPr>
-        <w:t>Senior Software Developer</w:t>
-      </w:r>
-    </w:p>
-    <w:p>
-      <w:pPr>
-        <w:pStyle w:val="ResumeMeta"/>
-      </w:pPr>
-      <w:r>
-        <w:rPr>
-          <w:rFonts w:ascii="Arial" w:hAnsi="Arial"/>
-          <w:color w:val="111111"/>
-          <w:sz w:val="18"/>
-        </w:rPr>
-        <w:t>Schneider Electric - 01/2014 - 02/2016</w:t>
-      </w:r>
-    </w:p>
-    <w:p>
-      <w:pPr>
-        <w:pStyle w:val="ResumeBody"/>
-        <w:spacing w:after="60"/>
-      </w:pPr>
-      <w:r>
-        <w:rPr>
-          <w:rFonts w:ascii="Arial" w:hAnsi="Arial"/>
-          <w:i w:val="0"/>
-          <w:color w:val="111111"/>
-          <w:sz w:val="18"/>
-        </w:rPr>
-        <w:t>Project developed through the consulting firm Nalbatech.</w:t>
-      </w:r>
-    </w:p>
-    <w:p>
-      <w:pPr>
-        <w:pStyle w:val="ResumeBody"/>
-        <w:spacing w:after="60"/>
-      </w:pPr>
-      <w:r>
-        <w:rPr>
-          <w:rFonts w:ascii="Arial" w:hAnsi="Arial"/>
-          <w:i w:val="0"/>
-          <w:color w:val="111111"/>
-          <w:sz w:val="18"/>
-        </w:rPr>
-        <w:t>Worked on the development of a tool for calculating sales representative commissions.</w:t>
-      </w:r>
-    </w:p>
-    <w:p>
-      <w:pPr>
         <w:pStyle w:val="ResumeCategory"/>
+        <w:spacing w:before="60" w:after="40"/>
       </w:pPr>
       <w:r>
         <w:rPr>
@@ -2784,1991 +2888,330 @@
           <w:color w:val="111111"/>
           <w:sz w:val="18"/>
         </w:rPr>
-        <w:t>Technologies</w:t>
+        <w:t>Earlier experience</w:t>
       </w:r>
     </w:p>
     <w:p>
       <w:pPr>
-        <w:pStyle w:val="ResumeCompactBullet"/>
-      </w:pPr>
-      <w:r>
-        <w:rPr>
-          <w:rFonts w:ascii="Arial" w:hAnsi="Arial"/>
-          <w:color w:val="111111"/>
-          <w:sz w:val="18"/>
-        </w:rPr>
-        <w:t>.NET</w:t>
-      </w:r>
-    </w:p>
-    <w:p>
-      <w:pPr>
-        <w:pStyle w:val="ResumeCompactBullet"/>
-      </w:pPr>
-      <w:r>
-        <w:rPr>
-          <w:rFonts w:ascii="Arial" w:hAnsi="Arial"/>
-          <w:color w:val="111111"/>
-          <w:sz w:val="18"/>
-        </w:rPr>
-        <w:t>C#</w:t>
-      </w:r>
-    </w:p>
-    <w:p>
-      <w:pPr>
-        <w:pStyle w:val="ResumeCompactBullet"/>
-      </w:pPr>
-      <w:r>
-        <w:rPr>
-          <w:rFonts w:ascii="Arial" w:hAnsi="Arial"/>
-          <w:color w:val="111111"/>
-          <w:sz w:val="18"/>
-        </w:rPr>
-        <w:t>MVC</w:t>
-      </w:r>
-    </w:p>
-    <w:p>
-      <w:pPr>
-        <w:pStyle w:val="ResumeCompactBullet"/>
-      </w:pPr>
-      <w:r>
-        <w:rPr>
-          <w:rFonts w:ascii="Arial" w:hAnsi="Arial"/>
-          <w:color w:val="111111"/>
-          <w:sz w:val="18"/>
-        </w:rPr>
-        <w:t>Oracle</w:t>
-      </w:r>
-    </w:p>
-    <w:p>
-      <w:pPr>
-        <w:pStyle w:val="ResumeCompactBullet"/>
-      </w:pPr>
-      <w:r>
-        <w:rPr>
-          <w:rFonts w:ascii="Arial" w:hAnsi="Arial"/>
-          <w:color w:val="111111"/>
-          <w:sz w:val="18"/>
-        </w:rPr>
-        <w:t>jQuery</w:t>
-      </w:r>
-    </w:p>
-    <w:p>
-      <w:pPr>
-        <w:pStyle w:val="ResumeCompactBullet"/>
-      </w:pPr>
-      <w:r>
-        <w:rPr>
-          <w:rFonts w:ascii="Arial" w:hAnsi="Arial"/>
-          <w:color w:val="111111"/>
-          <w:sz w:val="18"/>
-        </w:rPr>
-        <w:t>Bootstrap</w:t>
-      </w:r>
-    </w:p>
-    <w:p>
-      <w:pPr>
-        <w:spacing w:before="20" w:after="80"/>
-        <w:pBdr>
-          <w:bottom w:val="single" w:sz="5" w:space="1" w:color="222222"/>
-        </w:pBdr>
-      </w:pPr>
-    </w:p>
-    <w:p>
-      <w:pPr>
-        <w:pStyle w:val="ResumeRole"/>
+        <w:pStyle w:val="ResumeBody"/>
+        <w:spacing w:after="30"/>
       </w:pPr>
       <w:r>
         <w:rPr>
           <w:rFonts w:ascii="Arial" w:hAnsi="Arial"/>
           <w:b/>
           <w:color w:val="111111"/>
-          <w:sz w:val="20"/>
+          <w:sz w:val="17"/>
         </w:rPr>
-        <w:t>Systems Specialist</w:t>
+        <w:t>Senior Software Developer</w:t>
+      </w:r>
+      <w:r>
+        <w:rPr>
+          <w:rFonts w:ascii="Arial" w:hAnsi="Arial"/>
+          <w:color w:val="555555"/>
+          <w:sz w:val="17"/>
+        </w:rPr>
+        <w:t xml:space="preserve"> · Schneider Electric — 01/2014 - 02/2016</w:t>
       </w:r>
     </w:p>
     <w:p>
       <w:pPr>
-        <w:pStyle w:val="ResumeMeta"/>
-      </w:pPr>
-      <w:r>
-        <w:rPr>
-          <w:rFonts w:ascii="Arial" w:hAnsi="Arial"/>
-          <w:color w:val="111111"/>
-          <w:sz w:val="18"/>
-        </w:rPr>
-        <w:t>Cielo - 06/2013 - 01/2014</w:t>
-      </w:r>
-    </w:p>
-    <w:p>
-      <w:pPr>
         <w:pStyle w:val="ResumeBody"/>
-        <w:spacing w:after="60"/>
-      </w:pPr>
-      <w:r>
-        <w:rPr>
-          <w:rFonts w:ascii="Arial" w:hAnsi="Arial"/>
-          <w:i w:val="0"/>
-          <w:color w:val="111111"/>
-          <w:sz w:val="18"/>
-        </w:rPr>
-        <w:t>Hired by Cielo as a Systems Specialist, working in the Low Platform Systems Support area. My role involved managing incidents, problems, requests, and improvements across a group of 35 company applications, including critical systems such as the one responsible for sending payment schedules to partner banks and batch transaction processing (EDI).</w:t>
-      </w:r>
-    </w:p>
-    <w:p>
-      <w:pPr>
-        <w:pStyle w:val="ResumeBody"/>
-        <w:spacing w:after="60"/>
-      </w:pPr>
-      <w:r>
-        <w:rPr>
-          <w:rFonts w:ascii="Arial" w:hAnsi="Arial"/>
-          <w:i w:val="0"/>
-          <w:color w:val="111111"/>
-          <w:sz w:val="18"/>
-        </w:rPr>
-        <w:t>In addition to incident management, I oversaw software development vendors and served as a liaison between the technical team and internal departments such as Architecture, Testing, Infrastructure, and Change Management.</w:t>
-      </w:r>
-    </w:p>
-    <w:p>
-      <w:pPr>
-        <w:pStyle w:val="ResumeCategory"/>
+        <w:spacing w:after="30"/>
       </w:pPr>
       <w:r>
         <w:rPr>
           <w:rFonts w:ascii="Arial" w:hAnsi="Arial"/>
           <w:b/>
           <w:color w:val="111111"/>
-          <w:sz w:val="18"/>
+          <w:sz w:val="17"/>
         </w:rPr>
-        <w:t>Technologies and Methodologies</w:t>
+        <w:t>Systems Specialist</w:t>
+      </w:r>
+      <w:r>
+        <w:rPr>
+          <w:rFonts w:ascii="Arial" w:hAnsi="Arial"/>
+          <w:color w:val="555555"/>
+          <w:sz w:val="17"/>
+        </w:rPr>
+        <w:t xml:space="preserve"> · Cielo — 06/2013 - 01/2014</w:t>
       </w:r>
     </w:p>
     <w:p>
       <w:pPr>
-        <w:pStyle w:val="ResumeCompactBullet"/>
-      </w:pPr>
-      <w:r>
-        <w:rPr>
-          <w:rFonts w:ascii="Arial" w:hAnsi="Arial"/>
-          <w:color w:val="111111"/>
-          <w:sz w:val="18"/>
-        </w:rPr>
-        <w:t>Itil v3</w:t>
-      </w:r>
-    </w:p>
-    <w:p>
-      <w:pPr>
-        <w:pStyle w:val="ResumeCompactBullet"/>
-      </w:pPr>
-      <w:r>
-        <w:rPr>
-          <w:rFonts w:ascii="Arial" w:hAnsi="Arial"/>
-          <w:color w:val="111111"/>
-          <w:sz w:val="18"/>
-        </w:rPr>
-        <w:t>TN3270E</w:t>
-      </w:r>
-    </w:p>
-    <w:p>
-      <w:pPr>
-        <w:pStyle w:val="ResumeCompactBullet"/>
-      </w:pPr>
-      <w:r>
-        <w:rPr>
-          <w:rFonts w:ascii="Arial" w:hAnsi="Arial"/>
-          <w:color w:val="111111"/>
-          <w:sz w:val="18"/>
-        </w:rPr>
-        <w:t>VB6</w:t>
-      </w:r>
-    </w:p>
-    <w:p>
-      <w:pPr>
-        <w:pStyle w:val="ResumeCompactBullet"/>
-      </w:pPr>
-      <w:r>
-        <w:rPr>
-          <w:rFonts w:ascii="Arial" w:hAnsi="Arial"/>
-          <w:color w:val="111111"/>
-          <w:sz w:val="18"/>
-        </w:rPr>
-        <w:t>ASP.NET</w:t>
-      </w:r>
-    </w:p>
-    <w:p>
-      <w:pPr>
-        <w:pStyle w:val="ResumeCompactBullet"/>
-      </w:pPr>
-      <w:r>
-        <w:rPr>
-          <w:rFonts w:ascii="Arial" w:hAnsi="Arial"/>
-          <w:color w:val="111111"/>
-          <w:sz w:val="18"/>
-        </w:rPr>
-        <w:t>Java + Spring MVC</w:t>
-      </w:r>
-    </w:p>
-    <w:p>
-      <w:pPr>
-        <w:pStyle w:val="ResumeCompactBullet"/>
-      </w:pPr>
-      <w:r>
-        <w:rPr>
-          <w:rFonts w:ascii="Arial" w:hAnsi="Arial"/>
-          <w:color w:val="111111"/>
-          <w:sz w:val="18"/>
-        </w:rPr>
-        <w:t>C++</w:t>
-      </w:r>
-    </w:p>
-    <w:p>
-      <w:pPr>
-        <w:pStyle w:val="ResumeCompactBullet"/>
-      </w:pPr>
-      <w:r>
-        <w:rPr>
-          <w:rFonts w:ascii="Arial" w:hAnsi="Arial"/>
-          <w:color w:val="111111"/>
-          <w:sz w:val="18"/>
-        </w:rPr>
-        <w:t>Linux</w:t>
-      </w:r>
-    </w:p>
-    <w:p>
-      <w:pPr>
-        <w:pStyle w:val="ResumeCompactBullet"/>
-      </w:pPr>
-      <w:r>
-        <w:rPr>
-          <w:rFonts w:ascii="Arial" w:hAnsi="Arial"/>
-          <w:color w:val="111111"/>
-          <w:sz w:val="18"/>
-        </w:rPr>
-        <w:t>Sql Server</w:t>
-      </w:r>
-    </w:p>
-    <w:p>
-      <w:pPr>
-        <w:pStyle w:val="ResumeCompactBullet"/>
-      </w:pPr>
-      <w:r>
-        <w:rPr>
-          <w:rFonts w:ascii="Arial" w:hAnsi="Arial"/>
-          <w:color w:val="111111"/>
-          <w:sz w:val="18"/>
-        </w:rPr>
-        <w:t>Oracle</w:t>
-      </w:r>
-    </w:p>
-    <w:p>
-      <w:pPr>
-        <w:pStyle w:val="ResumeCompactBullet"/>
-      </w:pPr>
-      <w:r>
-        <w:rPr>
-          <w:rFonts w:ascii="Arial" w:hAnsi="Arial"/>
-          <w:color w:val="111111"/>
-          <w:sz w:val="18"/>
-        </w:rPr>
-        <w:t>SVN</w:t>
-      </w:r>
-    </w:p>
-    <w:p>
-      <w:pPr>
-        <w:spacing w:before="20" w:after="80"/>
-        <w:pBdr>
-          <w:bottom w:val="single" w:sz="5" w:space="1" w:color="222222"/>
-        </w:pBdr>
-      </w:pPr>
-    </w:p>
-    <w:p>
-      <w:pPr>
-        <w:pStyle w:val="ResumeRole"/>
+        <w:pStyle w:val="ResumeBody"/>
+        <w:spacing w:after="30"/>
       </w:pPr>
       <w:r>
         <w:rPr>
           <w:rFonts w:ascii="Arial" w:hAnsi="Arial"/>
           <w:b/>
           <w:color w:val="111111"/>
-          <w:sz w:val="20"/>
+          <w:sz w:val="17"/>
         </w:rPr>
         <w:t>Technical leader</w:t>
       </w:r>
-    </w:p>
-    <w:p>
-      <w:pPr>
-        <w:pStyle w:val="ResumeMeta"/>
-      </w:pPr>
       <w:r>
         <w:rPr>
           <w:rFonts w:ascii="Arial" w:hAnsi="Arial"/>
-          <w:color w:val="111111"/>
-          <w:sz w:val="18"/>
+          <w:color w:val="555555"/>
+          <w:sz w:val="17"/>
         </w:rPr>
-        <w:t>Cielo - 01/2013 - 06/2013</w:t>
+        <w:t xml:space="preserve"> · Cielo — 01/2013 - 06/2013</w:t>
       </w:r>
     </w:p>
     <w:p>
       <w:pPr>
         <w:pStyle w:val="ResumeBody"/>
-        <w:spacing w:after="60"/>
-      </w:pPr>
-      <w:r>
-        <w:rPr>
-          <w:rFonts w:ascii="Arial" w:hAnsi="Arial"/>
-          <w:i w:val="0"/>
-          <w:color w:val="111111"/>
-          <w:sz w:val="18"/>
-        </w:rPr>
-        <w:t>After a period working for another company, I returned to Cielo to work in the support cell provided by H2M. A few months later, I was hired directly by Cielo, where I remained until January 2014.</w:t>
-      </w:r>
-    </w:p>
-    <w:p>
-      <w:pPr>
-        <w:pStyle w:val="ResumeCategory"/>
+        <w:spacing w:after="30"/>
       </w:pPr>
       <w:r>
         <w:rPr>
           <w:rFonts w:ascii="Arial" w:hAnsi="Arial"/>
           <w:b/>
           <w:color w:val="111111"/>
-          <w:sz w:val="18"/>
+          <w:sz w:val="17"/>
         </w:rPr>
-        <w:t>Technologies</w:t>
+        <w:t>Consultant</w:t>
+      </w:r>
+      <w:r>
+        <w:rPr>
+          <w:rFonts w:ascii="Arial" w:hAnsi="Arial"/>
+          <w:color w:val="555555"/>
+          <w:sz w:val="17"/>
+        </w:rPr>
+        <w:t xml:space="preserve"> · Consultoria H2M — 08/2006 - 05/2013</w:t>
       </w:r>
     </w:p>
     <w:p>
       <w:pPr>
-        <w:pStyle w:val="ResumeCompactBullet"/>
-      </w:pPr>
-      <w:r>
-        <w:rPr>
-          <w:rFonts w:ascii="Arial" w:hAnsi="Arial"/>
-          <w:color w:val="111111"/>
-          <w:sz w:val="18"/>
-        </w:rPr>
-        <w:t>VB6</w:t>
-      </w:r>
-    </w:p>
-    <w:p>
-      <w:pPr>
-        <w:pStyle w:val="ResumeCompactBullet"/>
-      </w:pPr>
-      <w:r>
-        <w:rPr>
-          <w:rFonts w:ascii="Arial" w:hAnsi="Arial"/>
-          <w:color w:val="111111"/>
-          <w:sz w:val="18"/>
-        </w:rPr>
-        <w:t>ASP.NET</w:t>
-      </w:r>
-    </w:p>
-    <w:p>
-      <w:pPr>
-        <w:pStyle w:val="ResumeCompactBullet"/>
-      </w:pPr>
-      <w:r>
-        <w:rPr>
-          <w:rFonts w:ascii="Arial" w:hAnsi="Arial"/>
-          <w:color w:val="111111"/>
-          <w:sz w:val="18"/>
-        </w:rPr>
-        <w:t>Java</w:t>
-      </w:r>
-    </w:p>
-    <w:p>
-      <w:pPr>
-        <w:pStyle w:val="ResumeCompactBullet"/>
-      </w:pPr>
-      <w:r>
-        <w:rPr>
-          <w:rFonts w:ascii="Arial" w:hAnsi="Arial"/>
-          <w:color w:val="111111"/>
-          <w:sz w:val="18"/>
-        </w:rPr>
-        <w:t>Sql Server</w:t>
-      </w:r>
-    </w:p>
-    <w:p>
-      <w:pPr>
-        <w:pStyle w:val="ResumeCompactBullet"/>
-      </w:pPr>
-      <w:r>
-        <w:rPr>
-          <w:rFonts w:ascii="Arial" w:hAnsi="Arial"/>
-          <w:color w:val="111111"/>
-          <w:sz w:val="18"/>
-        </w:rPr>
-        <w:t>Oracle</w:t>
-      </w:r>
-    </w:p>
-    <w:p>
-      <w:pPr>
-        <w:spacing w:before="20" w:after="80"/>
-        <w:pBdr>
-          <w:bottom w:val="single" w:sz="5" w:space="1" w:color="222222"/>
-        </w:pBdr>
-      </w:pPr>
-    </w:p>
-    <w:p>
-      <w:pPr>
-        <w:pStyle w:val="ResumeRole"/>
+        <w:pStyle w:val="ResumeBody"/>
+        <w:spacing w:after="30"/>
       </w:pPr>
       <w:r>
         <w:rPr>
           <w:rFonts w:ascii="Arial" w:hAnsi="Arial"/>
           <w:b/>
           <w:color w:val="111111"/>
-          <w:sz w:val="20"/>
+          <w:sz w:val="17"/>
         </w:rPr>
-        <w:t>Consultant</w:t>
+        <w:t>Systems Analyst</w:t>
+      </w:r>
+      <w:r>
+        <w:rPr>
+          <w:rFonts w:ascii="Arial" w:hAnsi="Arial"/>
+          <w:color w:val="555555"/>
+          <w:sz w:val="17"/>
+        </w:rPr>
+        <w:t xml:space="preserve"> · Fundação Ezute — 10/2012 - 01/2013</w:t>
       </w:r>
     </w:p>
     <w:p>
       <w:pPr>
-        <w:pStyle w:val="ResumeMeta"/>
-      </w:pPr>
-      <w:r>
-        <w:rPr>
-          <w:rFonts w:ascii="Arial" w:hAnsi="Arial"/>
-          <w:color w:val="111111"/>
-          <w:sz w:val="18"/>
-        </w:rPr>
-        <w:t>Consultoria H2M - 08/2006 - 05/2013</w:t>
-      </w:r>
-    </w:p>
-    <w:p>
-      <w:pPr>
         <w:pStyle w:val="ResumeBody"/>
-        <w:spacing w:after="60"/>
-      </w:pPr>
-      <w:r>
-        <w:rPr>
-          <w:rFonts w:ascii="Arial" w:hAnsi="Arial"/>
-          <w:i/>
-          <w:color w:val="111111"/>
-          <w:sz w:val="18"/>
-        </w:rPr>
-        <w:t>Worked for H2M from 08/2006 to 06/2013. Participated in various projects for multiple clients, sometimes working on-site and other times in the software factory, where I also performed technical leadership roles.</w:t>
-      </w:r>
-    </w:p>
-    <w:p>
-      <w:pPr>
-        <w:pStyle w:val="ResumeBody"/>
-        <w:spacing w:after="60"/>
-      </w:pPr>
-      <w:r>
-        <w:rPr>
-          <w:rFonts w:ascii="Arial" w:hAnsi="Arial"/>
-          <w:i/>
-          <w:color w:val="111111"/>
-          <w:sz w:val="18"/>
-        </w:rPr>
-        <w:t>Below are the projects I was involved in, listed from most to least recent:</w:t>
-      </w:r>
-    </w:p>
-    <w:p>
-      <w:pPr>
-        <w:spacing w:before="20" w:after="80"/>
-        <w:pBdr>
-          <w:bottom w:val="single" w:sz="5" w:space="1" w:color="222222"/>
-        </w:pBdr>
-      </w:pPr>
-    </w:p>
-    <w:p>
-      <w:pPr>
-        <w:pStyle w:val="ResumeRole"/>
+        <w:spacing w:after="30"/>
       </w:pPr>
       <w:r>
         <w:rPr>
           <w:rFonts w:ascii="Arial" w:hAnsi="Arial"/>
           <w:b/>
           <w:color w:val="111111"/>
-          <w:sz w:val="20"/>
+          <w:sz w:val="17"/>
         </w:rPr>
-        <w:t>Systems Analyst</w:t>
+        <w:t>Technical Lead</w:t>
+      </w:r>
+      <w:r>
+        <w:rPr>
+          <w:rFonts w:ascii="Arial" w:hAnsi="Arial"/>
+          <w:color w:val="555555"/>
+          <w:sz w:val="17"/>
+        </w:rPr>
+        <w:t xml:space="preserve"> · Cielo — 11/2009 - 09/2012</w:t>
       </w:r>
     </w:p>
     <w:p>
       <w:pPr>
-        <w:pStyle w:val="ResumeMeta"/>
-      </w:pPr>
-      <w:r>
-        <w:rPr>
-          <w:rFonts w:ascii="Arial" w:hAnsi="Arial"/>
-          <w:color w:val="111111"/>
-          <w:sz w:val="18"/>
-        </w:rPr>
-        <w:t>Fundação Ezute - 10/2012 - 01/2013</w:t>
-      </w:r>
-    </w:p>
-    <w:p>
-      <w:pPr>
         <w:pStyle w:val="ResumeBody"/>
-        <w:spacing w:after="60"/>
-      </w:pPr>
-      <w:r>
-        <w:rPr>
-          <w:rFonts w:ascii="Arial" w:hAnsi="Arial"/>
-          <w:i w:val="0"/>
-          <w:color w:val="111111"/>
-          <w:sz w:val="18"/>
-        </w:rPr>
-        <w:t>Fundação Atech (now Ezute) is a Brazilian organization focused on developing and applying critical technologies. Worked through H2M on a system for managing water resource usage requests. A major takeaway from this project was learning to work with geospatial APIs (OpenLayers, OpenStreet, Leaflet).</w:t>
-      </w:r>
-    </w:p>
-    <w:p>
-      <w:pPr>
-        <w:pStyle w:val="ResumeCategory"/>
+        <w:spacing w:after="30"/>
       </w:pPr>
       <w:r>
         <w:rPr>
           <w:rFonts w:ascii="Arial" w:hAnsi="Arial"/>
           <w:b/>
           <w:color w:val="111111"/>
-          <w:sz w:val="18"/>
+          <w:sz w:val="17"/>
         </w:rPr>
-        <w:t>Technologies</w:t>
+        <w:t>Software Developer Analyst</w:t>
+      </w:r>
+      <w:r>
+        <w:rPr>
+          <w:rFonts w:ascii="Arial" w:hAnsi="Arial"/>
+          <w:color w:val="555555"/>
+          <w:sz w:val="17"/>
+        </w:rPr>
+        <w:t xml:space="preserve"> · Merrill Lynch — 11/2007 - 11/2009</w:t>
       </w:r>
     </w:p>
     <w:p>
       <w:pPr>
-        <w:pStyle w:val="ResumeCompactBullet"/>
-      </w:pPr>
-      <w:r>
-        <w:rPr>
-          <w:rFonts w:ascii="Arial" w:hAnsi="Arial"/>
-          <w:color w:val="111111"/>
-          <w:sz w:val="18"/>
-        </w:rPr>
-        <w:t>C#</w:t>
-      </w:r>
-    </w:p>
-    <w:p>
-      <w:pPr>
-        <w:pStyle w:val="ResumeCompactBullet"/>
-      </w:pPr>
-      <w:r>
-        <w:rPr>
-          <w:rFonts w:ascii="Arial" w:hAnsi="Arial"/>
-          <w:color w:val="111111"/>
-          <w:sz w:val="18"/>
-        </w:rPr>
-        <w:t>MVC</w:t>
-      </w:r>
-    </w:p>
-    <w:p>
-      <w:pPr>
-        <w:pStyle w:val="ResumeCompactBullet"/>
-      </w:pPr>
-      <w:r>
-        <w:rPr>
-          <w:rFonts w:ascii="Arial" w:hAnsi="Arial"/>
-          <w:color w:val="111111"/>
-          <w:sz w:val="18"/>
-        </w:rPr>
-        <w:t>Sql Server</w:t>
-      </w:r>
-    </w:p>
-    <w:p>
-      <w:pPr>
-        <w:pStyle w:val="ResumeCompactBullet"/>
-      </w:pPr>
-      <w:r>
-        <w:rPr>
-          <w:rFonts w:ascii="Arial" w:hAnsi="Arial"/>
-          <w:color w:val="111111"/>
-          <w:sz w:val="18"/>
-        </w:rPr>
-        <w:t>Entity Framework</w:t>
-      </w:r>
-    </w:p>
-    <w:p>
-      <w:pPr>
-        <w:pStyle w:val="ResumeCompactBullet"/>
-      </w:pPr>
-      <w:r>
-        <w:rPr>
-          <w:rFonts w:ascii="Arial" w:hAnsi="Arial"/>
-          <w:color w:val="111111"/>
-          <w:sz w:val="18"/>
-        </w:rPr>
-        <w:t>OpenStreet</w:t>
-      </w:r>
-    </w:p>
-    <w:p>
-      <w:pPr>
-        <w:pStyle w:val="ResumeCompactBullet"/>
-      </w:pPr>
-      <w:r>
-        <w:rPr>
-          <w:rFonts w:ascii="Arial" w:hAnsi="Arial"/>
-          <w:color w:val="111111"/>
-          <w:sz w:val="18"/>
-        </w:rPr>
-        <w:t>OpenLayers</w:t>
-      </w:r>
-    </w:p>
-    <w:p>
-      <w:pPr>
-        <w:pStyle w:val="ResumeCompactBullet"/>
-      </w:pPr>
-      <w:r>
-        <w:rPr>
-          <w:rFonts w:ascii="Arial" w:hAnsi="Arial"/>
-          <w:color w:val="111111"/>
-          <w:sz w:val="18"/>
-        </w:rPr>
-        <w:t>LeafLet</w:t>
-      </w:r>
-    </w:p>
-    <w:p>
-      <w:pPr>
-        <w:pStyle w:val="ResumeCompactBullet"/>
-      </w:pPr>
-      <w:r>
-        <w:rPr>
-          <w:rFonts w:ascii="Arial" w:hAnsi="Arial"/>
-          <w:color w:val="111111"/>
-          <w:sz w:val="18"/>
-        </w:rPr>
-        <w:t>Outsystems</w:t>
-      </w:r>
-    </w:p>
-    <w:p>
-      <w:pPr>
-        <w:spacing w:before="20" w:after="80"/>
-        <w:pBdr>
-          <w:bottom w:val="single" w:sz="5" w:space="1" w:color="222222"/>
-        </w:pBdr>
-      </w:pPr>
-    </w:p>
-    <w:p>
-      <w:pPr>
-        <w:pStyle w:val="ResumeRole"/>
+        <w:pStyle w:val="ResumeBody"/>
+        <w:spacing w:after="30"/>
       </w:pPr>
       <w:r>
         <w:rPr>
           <w:rFonts w:ascii="Arial" w:hAnsi="Arial"/>
           <w:b/>
           <w:color w:val="111111"/>
-          <w:sz w:val="20"/>
+          <w:sz w:val="17"/>
         </w:rPr>
-        <w:t>Technical Lead</w:t>
+        <w:t>Team Coordinator</w:t>
+      </w:r>
+      <w:r>
+        <w:rPr>
+          <w:rFonts w:ascii="Arial" w:hAnsi="Arial"/>
+          <w:color w:val="555555"/>
+          <w:sz w:val="17"/>
+        </w:rPr>
+        <w:t xml:space="preserve"> · C&amp;A — 11/2008 - 01/2009</w:t>
       </w:r>
     </w:p>
     <w:p>
       <w:pPr>
-        <w:pStyle w:val="ResumeMeta"/>
-      </w:pPr>
-      <w:r>
-        <w:rPr>
-          <w:rFonts w:ascii="Arial" w:hAnsi="Arial"/>
-          <w:color w:val="111111"/>
-          <w:sz w:val="18"/>
-        </w:rPr>
-        <w:t>Cielo - 11/2009 - 09/2012</w:t>
-      </w:r>
-    </w:p>
-    <w:p>
-      <w:pPr>
         <w:pStyle w:val="ResumeBody"/>
-        <w:spacing w:after="60"/>
-      </w:pPr>
-      <w:r>
-        <w:rPr>
-          <w:rFonts w:ascii="Arial" w:hAnsi="Arial"/>
-          <w:i w:val="0"/>
-          <w:color w:val="111111"/>
-          <w:sz w:val="18"/>
-        </w:rPr>
-        <w:t>Projects developed through H2M.</w:t>
-      </w:r>
-    </w:p>
-    <w:p>
-      <w:pPr>
-        <w:pStyle w:val="ResumeBody"/>
-        <w:spacing w:after="60"/>
-      </w:pPr>
-      <w:r>
-        <w:rPr>
-          <w:rFonts w:ascii="Arial" w:hAnsi="Arial"/>
-          <w:i w:val="0"/>
-          <w:color w:val="111111"/>
-          <w:sz w:val="18"/>
-        </w:rPr>
-        <w:t>Acted as a technical lead at Cielo, estimating efforts, drafting technical proposals and schedules, and coordinating project execution, engaging with both the client and the internal development team.</w:t>
-      </w:r>
-    </w:p>
-    <w:p>
-      <w:pPr>
-        <w:pStyle w:val="ResumeCategory"/>
+        <w:spacing w:after="30"/>
       </w:pPr>
       <w:r>
         <w:rPr>
           <w:rFonts w:ascii="Arial" w:hAnsi="Arial"/>
           <w:b/>
           <w:color w:val="111111"/>
-          <w:sz w:val="18"/>
+          <w:sz w:val="17"/>
         </w:rPr>
-        <w:t>Technologies</w:t>
+        <w:t>Software Developer Analyst</w:t>
+      </w:r>
+      <w:r>
+        <w:rPr>
+          <w:rFonts w:ascii="Arial" w:hAnsi="Arial"/>
+          <w:color w:val="555555"/>
+          <w:sz w:val="17"/>
+        </w:rPr>
+        <w:t xml:space="preserve"> · Banco Espirito Santo — 10/2008 - 11/2008</w:t>
       </w:r>
     </w:p>
     <w:p>
       <w:pPr>
-        <w:pStyle w:val="ResumeCompactBullet"/>
-      </w:pPr>
-      <w:r>
-        <w:rPr>
-          <w:rFonts w:ascii="Arial" w:hAnsi="Arial"/>
-          <w:color w:val="111111"/>
-          <w:sz w:val="18"/>
-        </w:rPr>
-        <w:t>ASP.NET</w:t>
-      </w:r>
-    </w:p>
-    <w:p>
-      <w:pPr>
-        <w:pStyle w:val="ResumeCompactBullet"/>
-      </w:pPr>
-      <w:r>
-        <w:rPr>
-          <w:rFonts w:ascii="Arial" w:hAnsi="Arial"/>
-          <w:color w:val="111111"/>
-          <w:sz w:val="18"/>
-        </w:rPr>
-        <w:t>C#</w:t>
-      </w:r>
-    </w:p>
-    <w:p>
-      <w:pPr>
-        <w:pStyle w:val="ResumeCompactBullet"/>
-      </w:pPr>
-      <w:r>
-        <w:rPr>
-          <w:rFonts w:ascii="Arial" w:hAnsi="Arial"/>
-          <w:color w:val="111111"/>
-          <w:sz w:val="18"/>
-        </w:rPr>
-        <w:t>Java</w:t>
-      </w:r>
-    </w:p>
-    <w:p>
-      <w:pPr>
-        <w:pStyle w:val="ResumeCompactBullet"/>
-      </w:pPr>
-      <w:r>
-        <w:rPr>
-          <w:rFonts w:ascii="Arial" w:hAnsi="Arial"/>
-          <w:color w:val="111111"/>
-          <w:sz w:val="18"/>
-        </w:rPr>
-        <w:t>VB6</w:t>
-      </w:r>
-    </w:p>
-    <w:p>
-      <w:pPr>
-        <w:pStyle w:val="ResumeCompactBullet"/>
-      </w:pPr>
-      <w:r>
-        <w:rPr>
-          <w:rFonts w:ascii="Arial" w:hAnsi="Arial"/>
-          <w:color w:val="111111"/>
-          <w:sz w:val="18"/>
-        </w:rPr>
-        <w:t>Oracle</w:t>
-      </w:r>
-    </w:p>
-    <w:p>
-      <w:pPr>
-        <w:pStyle w:val="ResumeCompactBullet"/>
-      </w:pPr>
-      <w:r>
-        <w:rPr>
-          <w:rFonts w:ascii="Arial" w:hAnsi="Arial"/>
-          <w:color w:val="111111"/>
-          <w:sz w:val="18"/>
-        </w:rPr>
-        <w:t>Sql Server</w:t>
-      </w:r>
-    </w:p>
-    <w:p>
-      <w:pPr>
-        <w:pStyle w:val="ResumeCompactBullet"/>
-      </w:pPr>
-      <w:r>
-        <w:rPr>
-          <w:rFonts w:ascii="Arial" w:hAnsi="Arial"/>
-          <w:color w:val="111111"/>
-          <w:sz w:val="18"/>
-        </w:rPr>
-        <w:t>Ms-Project</w:t>
-      </w:r>
-    </w:p>
-    <w:p>
-      <w:pPr>
-        <w:spacing w:before="20" w:after="80"/>
-        <w:pBdr>
-          <w:bottom w:val="single" w:sz="5" w:space="1" w:color="222222"/>
-        </w:pBdr>
-      </w:pPr>
-    </w:p>
-    <w:p>
-      <w:pPr>
-        <w:pStyle w:val="ResumeRole"/>
+        <w:pStyle w:val="ResumeBody"/>
+        <w:spacing w:after="30"/>
       </w:pPr>
       <w:r>
         <w:rPr>
           <w:rFonts w:ascii="Arial" w:hAnsi="Arial"/>
           <w:b/>
           <w:color w:val="111111"/>
-          <w:sz w:val="20"/>
+          <w:sz w:val="17"/>
         </w:rPr>
-        <w:t>Software Developer Analyst</w:t>
+        <w:t>Systems Analyst</w:t>
+      </w:r>
+      <w:r>
+        <w:rPr>
+          <w:rFonts w:ascii="Arial" w:hAnsi="Arial"/>
+          <w:color w:val="555555"/>
+          <w:sz w:val="17"/>
+        </w:rPr>
+        <w:t xml:space="preserve"> · Editora SBS — 09/2007 - 11/2007</w:t>
       </w:r>
     </w:p>
     <w:p>
       <w:pPr>
-        <w:pStyle w:val="ResumeMeta"/>
-      </w:pPr>
-      <w:r>
-        <w:rPr>
-          <w:rFonts w:ascii="Arial" w:hAnsi="Arial"/>
-          <w:color w:val="111111"/>
-          <w:sz w:val="18"/>
-        </w:rPr>
-        <w:t>Merrill Lynch - 11/2007 - 11/2009</w:t>
-      </w:r>
-    </w:p>
-    <w:p>
-      <w:pPr>
         <w:pStyle w:val="ResumeBody"/>
-        <w:spacing w:after="60"/>
-      </w:pPr>
-      <w:r>
-        <w:rPr>
-          <w:rFonts w:ascii="Arial" w:hAnsi="Arial"/>
-          <w:i w:val="0"/>
-          <w:color w:val="111111"/>
-          <w:sz w:val="18"/>
-        </w:rPr>
-        <w:t>Designed and developed a system used by both the Back and Front Office to manage the company's stock portfolio and lending operations with other brokerages.</w:t>
-      </w:r>
-    </w:p>
-    <w:p>
-      <w:pPr>
-        <w:pStyle w:val="ResumeBody"/>
-        <w:spacing w:after="60"/>
-      </w:pPr>
-      <w:r>
-        <w:rPr>
-          <w:rFonts w:ascii="Arial" w:hAnsi="Arial"/>
-          <w:i w:val="0"/>
-          <w:color w:val="111111"/>
-          <w:sz w:val="18"/>
-        </w:rPr>
-        <w:t>Worked through H2M.</w:t>
-      </w:r>
-    </w:p>
-    <w:p>
-      <w:pPr>
-        <w:pStyle w:val="ResumeCategory"/>
+        <w:spacing w:after="30"/>
       </w:pPr>
       <w:r>
         <w:rPr>
           <w:rFonts w:ascii="Arial" w:hAnsi="Arial"/>
           <w:b/>
           <w:color w:val="111111"/>
-          <w:sz w:val="18"/>
+          <w:sz w:val="17"/>
         </w:rPr>
-        <w:t>Technologies</w:t>
+        <w:t>Software Developer Analyst</w:t>
+      </w:r>
+      <w:r>
+        <w:rPr>
+          <w:rFonts w:ascii="Arial" w:hAnsi="Arial"/>
+          <w:color w:val="555555"/>
+          <w:sz w:val="17"/>
+        </w:rPr>
+        <w:t xml:space="preserve"> · Drogacenter — 08/2006 - 11/2007</w:t>
       </w:r>
     </w:p>
     <w:p>
       <w:pPr>
-        <w:pStyle w:val="ResumeCompactBullet"/>
-      </w:pPr>
-      <w:r>
-        <w:rPr>
-          <w:rFonts w:ascii="Arial" w:hAnsi="Arial"/>
-          <w:color w:val="111111"/>
-          <w:sz w:val="18"/>
-        </w:rPr>
-        <w:t>ASP.NET</w:t>
-      </w:r>
-    </w:p>
-    <w:p>
-      <w:pPr>
-        <w:pStyle w:val="ResumeCompactBullet"/>
-      </w:pPr>
-      <w:r>
-        <w:rPr>
-          <w:rFonts w:ascii="Arial" w:hAnsi="Arial"/>
-          <w:color w:val="111111"/>
-          <w:sz w:val="18"/>
-        </w:rPr>
-        <w:t>MS-AJAX</w:t>
-      </w:r>
-    </w:p>
-    <w:p>
-      <w:pPr>
-        <w:pStyle w:val="ResumeCompactBullet"/>
-      </w:pPr>
-      <w:r>
-        <w:rPr>
-          <w:rFonts w:ascii="Arial" w:hAnsi="Arial"/>
-          <w:color w:val="111111"/>
-          <w:sz w:val="18"/>
-        </w:rPr>
-        <w:t>XML</w:t>
-      </w:r>
-    </w:p>
-    <w:p>
-      <w:pPr>
-        <w:pStyle w:val="ResumeCompactBullet"/>
-      </w:pPr>
-      <w:r>
-        <w:rPr>
-          <w:rFonts w:ascii="Arial" w:hAnsi="Arial"/>
-          <w:color w:val="111111"/>
-          <w:sz w:val="18"/>
-        </w:rPr>
-        <w:t>C#</w:t>
-      </w:r>
-    </w:p>
-    <w:p>
-      <w:pPr>
-        <w:pStyle w:val="ResumeCompactBullet"/>
-      </w:pPr>
-      <w:r>
-        <w:rPr>
-          <w:rFonts w:ascii="Arial" w:hAnsi="Arial"/>
-          <w:color w:val="111111"/>
-          <w:sz w:val="18"/>
-        </w:rPr>
-        <w:t>Sql Server</w:t>
-      </w:r>
-    </w:p>
-    <w:p>
-      <w:pPr>
-        <w:pStyle w:val="ResumeCompactBullet"/>
-      </w:pPr>
-      <w:r>
-        <w:rPr>
-          <w:rFonts w:ascii="Arial" w:hAnsi="Arial"/>
-          <w:color w:val="111111"/>
-          <w:sz w:val="18"/>
-        </w:rPr>
-        <w:t>Windows Services</w:t>
-      </w:r>
-    </w:p>
-    <w:p>
-      <w:pPr>
-        <w:spacing w:before="20" w:after="80"/>
-        <w:pBdr>
-          <w:bottom w:val="single" w:sz="5" w:space="1" w:color="222222"/>
-        </w:pBdr>
-      </w:pPr>
-    </w:p>
-    <w:p>
-      <w:pPr>
-        <w:pStyle w:val="ResumeRole"/>
+        <w:pStyle w:val="ResumeBody"/>
+        <w:spacing w:after="30"/>
       </w:pPr>
       <w:r>
         <w:rPr>
           <w:rFonts w:ascii="Arial" w:hAnsi="Arial"/>
           <w:b/>
           <w:color w:val="111111"/>
-          <w:sz w:val="20"/>
+          <w:sz w:val="17"/>
         </w:rPr>
-        <w:t>Team Coordinator</w:t>
+        <w:t>Software Developer Analyst</w:t>
+      </w:r>
+      <w:r>
+        <w:rPr>
+          <w:rFonts w:ascii="Arial" w:hAnsi="Arial"/>
+          <w:color w:val="555555"/>
+          <w:sz w:val="17"/>
+        </w:rPr>
+        <w:t xml:space="preserve"> · NationSoft — 07/2006 - 10/2007</w:t>
       </w:r>
     </w:p>
     <w:p>
       <w:pPr>
-        <w:pStyle w:val="ResumeMeta"/>
-      </w:pPr>
-      <w:r>
-        <w:rPr>
-          <w:rFonts w:ascii="Arial" w:hAnsi="Arial"/>
-          <w:color w:val="111111"/>
-          <w:sz w:val="18"/>
-        </w:rPr>
-        <w:t>C&amp;A - 11/2008 - 01/2009</w:t>
-      </w:r>
-    </w:p>
-    <w:p>
-      <w:pPr>
         <w:pStyle w:val="ResumeBody"/>
-        <w:spacing w:after="60"/>
-      </w:pPr>
-      <w:r>
-        <w:rPr>
-          <w:rFonts w:ascii="Arial" w:hAnsi="Arial"/>
-          <w:i w:val="0"/>
-          <w:color w:val="111111"/>
-          <w:sz w:val="18"/>
-        </w:rPr>
-        <w:t>Project developed through H2M.</w:t>
-      </w:r>
-    </w:p>
-    <w:p>
-      <w:pPr>
-        <w:pStyle w:val="ResumeBody"/>
-        <w:spacing w:after="60"/>
-      </w:pPr>
-      <w:r>
-        <w:rPr>
-          <w:rFonts w:ascii="Arial" w:hAnsi="Arial"/>
-          <w:i w:val="0"/>
-          <w:color w:val="111111"/>
-          <w:sz w:val="18"/>
-        </w:rPr>
-        <w:t>Coordinated the development of a system for managing the delivery and collection of change (cash) at C&amp;A stores in Brazil, Argentina, and Mexico.</w:t>
-      </w:r>
-    </w:p>
-    <w:p>
-      <w:pPr>
-        <w:pStyle w:val="ResumeCategory"/>
+        <w:spacing w:after="30"/>
       </w:pPr>
       <w:r>
         <w:rPr>
           <w:rFonts w:ascii="Arial" w:hAnsi="Arial"/>
           <w:b/>
           <w:color w:val="111111"/>
-          <w:sz w:val="18"/>
+          <w:sz w:val="17"/>
         </w:rPr>
-        <w:t>Technologies</w:t>
+        <w:t>Developer</w:t>
+      </w:r>
+      <w:r>
+        <w:rPr>
+          <w:rFonts w:ascii="Arial" w:hAnsi="Arial"/>
+          <w:color w:val="555555"/>
+          <w:sz w:val="17"/>
+        </w:rPr>
+        <w:t xml:space="preserve"> · Hewlett-Packard — 02/2002 - 07/2006</w:t>
       </w:r>
     </w:p>
     <w:p>
       <w:pPr>
-        <w:pStyle w:val="ResumeCompactBullet"/>
-      </w:pPr>
-      <w:r>
-        <w:rPr>
-          <w:rFonts w:ascii="Arial" w:hAnsi="Arial"/>
-          <w:color w:val="111111"/>
-          <w:sz w:val="18"/>
-        </w:rPr>
-        <w:t>ASP.NET</w:t>
-      </w:r>
-    </w:p>
-    <w:p>
-      <w:pPr>
-        <w:pStyle w:val="ResumeCompactBullet"/>
-      </w:pPr>
-      <w:r>
-        <w:rPr>
-          <w:rFonts w:ascii="Arial" w:hAnsi="Arial"/>
-          <w:color w:val="111111"/>
-          <w:sz w:val="18"/>
-        </w:rPr>
-        <w:t>C#</w:t>
-      </w:r>
-    </w:p>
-    <w:p>
-      <w:pPr>
-        <w:pStyle w:val="ResumeCompactBullet"/>
-      </w:pPr>
-      <w:r>
-        <w:rPr>
-          <w:rFonts w:ascii="Arial" w:hAnsi="Arial"/>
-          <w:color w:val="111111"/>
-          <w:sz w:val="18"/>
-        </w:rPr>
-        <w:t>DB2</w:t>
-      </w:r>
-    </w:p>
-    <w:p>
-      <w:pPr>
-        <w:spacing w:before="20" w:after="80"/>
-        <w:pBdr>
-          <w:bottom w:val="single" w:sz="5" w:space="1" w:color="222222"/>
-        </w:pBdr>
-      </w:pPr>
-    </w:p>
-    <w:p>
-      <w:pPr>
-        <w:pStyle w:val="ResumeRole"/>
+        <w:pStyle w:val="ResumeBody"/>
+        <w:spacing w:after="30"/>
       </w:pPr>
       <w:r>
         <w:rPr>
           <w:rFonts w:ascii="Arial" w:hAnsi="Arial"/>
           <w:b/>
           <w:color w:val="111111"/>
-          <w:sz w:val="20"/>
+          <w:sz w:val="17"/>
         </w:rPr>
-        <w:t>Software Developer Analyst</w:t>
+        <w:t>Administrative Assistant</w:t>
       </w:r>
-    </w:p>
-    <w:p>
-      <w:pPr>
-        <w:pStyle w:val="ResumeMeta"/>
-      </w:pPr>
       <w:r>
         <w:rPr>
           <w:rFonts w:ascii="Arial" w:hAnsi="Arial"/>
-          <w:color w:val="111111"/>
-          <w:sz w:val="18"/>
+          <w:color w:val="555555"/>
+          <w:sz w:val="17"/>
         </w:rPr>
-        <w:t>Banco Espirito Santo - 10/2008 - 11/2008</w:t>
+        <w:t xml:space="preserve"> · Hewlett-Packard — 10/1996 - 02/2002</w:t>
       </w:r>
-    </w:p>
-    <w:p>
-      <w:pPr>
-        <w:pStyle w:val="ResumeBody"/>
-        <w:spacing w:after="60"/>
-      </w:pPr>
-      <w:r>
-        <w:rPr>
-          <w:rFonts w:ascii="Arial" w:hAnsi="Arial"/>
-          <w:i w:val="0"/>
-          <w:color w:val="111111"/>
-          <w:sz w:val="18"/>
-        </w:rPr>
-        <w:t>One-off project through H2M.</w:t>
-      </w:r>
-    </w:p>
-    <w:p>
-      <w:pPr>
-        <w:pStyle w:val="ResumeBody"/>
-        <w:spacing w:after="60"/>
-      </w:pPr>
-      <w:r>
-        <w:rPr>
-          <w:rFonts w:ascii="Arial" w:hAnsi="Arial"/>
-          <w:i w:val="0"/>
-          <w:color w:val="111111"/>
-          <w:sz w:val="18"/>
-        </w:rPr>
-        <w:t>Developed a system to import data from various sources (Excel, Text, CSV, OleDB) and perform comparisons, thereby optimizing routine reconciliation processes.</w:t>
-      </w:r>
-    </w:p>
-    <w:p>
-      <w:pPr>
-        <w:pStyle w:val="ResumeCategory"/>
-      </w:pPr>
-      <w:r>
-        <w:rPr>
-          <w:rFonts w:ascii="Arial" w:hAnsi="Arial"/>
-          <w:b/>
-          <w:color w:val="111111"/>
-          <w:sz w:val="18"/>
-        </w:rPr>
-        <w:t>Technologies</w:t>
-      </w:r>
-    </w:p>
-    <w:p>
-      <w:pPr>
-        <w:pStyle w:val="ResumeCompactBullet"/>
-      </w:pPr>
-      <w:r>
-        <w:rPr>
-          <w:rFonts w:ascii="Arial" w:hAnsi="Arial"/>
-          <w:color w:val="111111"/>
-          <w:sz w:val="18"/>
-        </w:rPr>
-        <w:t>AJAX</w:t>
-      </w:r>
-    </w:p>
-    <w:p>
-      <w:pPr>
-        <w:pStyle w:val="ResumeCompactBullet"/>
-      </w:pPr>
-      <w:r>
-        <w:rPr>
-          <w:rFonts w:ascii="Arial" w:hAnsi="Arial"/>
-          <w:color w:val="111111"/>
-          <w:sz w:val="18"/>
-        </w:rPr>
-        <w:t>YUI</w:t>
-      </w:r>
-    </w:p>
-    <w:p>
-      <w:pPr>
-        <w:pStyle w:val="ResumeCompactBullet"/>
-      </w:pPr>
-      <w:r>
-        <w:rPr>
-          <w:rFonts w:ascii="Arial" w:hAnsi="Arial"/>
-          <w:color w:val="111111"/>
-          <w:sz w:val="18"/>
-        </w:rPr>
-        <w:t>DHTML</w:t>
-      </w:r>
-    </w:p>
-    <w:p>
-      <w:pPr>
-        <w:pStyle w:val="ResumeCompactBullet"/>
-      </w:pPr>
-      <w:r>
-        <w:rPr>
-          <w:rFonts w:ascii="Arial" w:hAnsi="Arial"/>
-          <w:color w:val="111111"/>
-          <w:sz w:val="18"/>
-        </w:rPr>
-        <w:t>ASP.NET</w:t>
-      </w:r>
-    </w:p>
-    <w:p>
-      <w:pPr>
-        <w:pStyle w:val="ResumeCompactBullet"/>
-      </w:pPr>
-      <w:r>
-        <w:rPr>
-          <w:rFonts w:ascii="Arial" w:hAnsi="Arial"/>
-          <w:color w:val="111111"/>
-          <w:sz w:val="18"/>
-        </w:rPr>
-        <w:t>XML</w:t>
-      </w:r>
-    </w:p>
-    <w:p>
-      <w:pPr>
-        <w:pStyle w:val="ResumeCompactBullet"/>
-      </w:pPr>
-      <w:r>
-        <w:rPr>
-          <w:rFonts w:ascii="Arial" w:hAnsi="Arial"/>
-          <w:color w:val="111111"/>
-          <w:sz w:val="18"/>
-        </w:rPr>
-        <w:t>C#</w:t>
-      </w:r>
-    </w:p>
-    <w:p>
-      <w:pPr>
-        <w:pStyle w:val="ResumeCompactBullet"/>
-      </w:pPr>
-      <w:r>
-        <w:rPr>
-          <w:rFonts w:ascii="Arial" w:hAnsi="Arial"/>
-          <w:color w:val="111111"/>
-          <w:sz w:val="18"/>
-        </w:rPr>
-        <w:t>Sql Server</w:t>
-      </w:r>
-    </w:p>
-    <w:p>
-      <w:pPr>
-        <w:pStyle w:val="ResumeCompactBullet"/>
-      </w:pPr>
-      <w:r>
-        <w:rPr>
-          <w:rFonts w:ascii="Arial" w:hAnsi="Arial"/>
-          <w:color w:val="111111"/>
-          <w:sz w:val="18"/>
-        </w:rPr>
-        <w:t>Windows Services</w:t>
-      </w:r>
-    </w:p>
-    <w:p>
-      <w:pPr>
-        <w:pStyle w:val="ResumeCompactBullet"/>
-      </w:pPr>
-      <w:r>
-        <w:rPr>
-          <w:rFonts w:ascii="Arial" w:hAnsi="Arial"/>
-          <w:color w:val="111111"/>
-          <w:sz w:val="18"/>
-        </w:rPr>
-        <w:t>Windows Forms</w:t>
-      </w:r>
-    </w:p>
-    <w:p>
-      <w:pPr>
-        <w:spacing w:before="20" w:after="80"/>
-        <w:pBdr>
-          <w:bottom w:val="single" w:sz="5" w:space="1" w:color="222222"/>
-        </w:pBdr>
-      </w:pPr>
-    </w:p>
-    <w:p>
-      <w:pPr>
-        <w:pStyle w:val="ResumeRole"/>
-      </w:pPr>
-      <w:r>
-        <w:rPr>
-          <w:rFonts w:ascii="Arial" w:hAnsi="Arial"/>
-          <w:b/>
-          <w:color w:val="111111"/>
-          <w:sz w:val="20"/>
-        </w:rPr>
-        <w:t>Systems Analyst</w:t>
-      </w:r>
-    </w:p>
-    <w:p>
-      <w:pPr>
-        <w:pStyle w:val="ResumeMeta"/>
-      </w:pPr>
-      <w:r>
-        <w:rPr>
-          <w:rFonts w:ascii="Arial" w:hAnsi="Arial"/>
-          <w:color w:val="111111"/>
-          <w:sz w:val="18"/>
-        </w:rPr>
-        <w:t>Editora SBS - 09/2007 - 11/2007</w:t>
-      </w:r>
-    </w:p>
-    <w:p>
-      <w:pPr>
-        <w:pStyle w:val="ResumeBody"/>
-        <w:spacing w:after="60"/>
-      </w:pPr>
-      <w:r>
-        <w:rPr>
-          <w:rFonts w:ascii="Arial" w:hAnsi="Arial"/>
-          <w:i w:val="0"/>
-          <w:color w:val="111111"/>
-          <w:sz w:val="18"/>
-        </w:rPr>
-        <w:t>SBS is a language-focused book publisher. Provided consulting services through H2M, mapping their logistics process and contributing to the creation of an automated model.</w:t>
-      </w:r>
-    </w:p>
-    <w:p>
-      <w:pPr>
-        <w:spacing w:before="20" w:after="80"/>
-        <w:pBdr>
-          <w:bottom w:val="single" w:sz="5" w:space="1" w:color="222222"/>
-        </w:pBdr>
-      </w:pPr>
-    </w:p>
-    <w:p>
-      <w:pPr>
-        <w:pStyle w:val="ResumeRole"/>
-      </w:pPr>
-      <w:r>
-        <w:rPr>
-          <w:rFonts w:ascii="Arial" w:hAnsi="Arial"/>
-          <w:b/>
-          <w:color w:val="111111"/>
-          <w:sz w:val="20"/>
-        </w:rPr>
-        <w:t>Software Developer Analyst</w:t>
-      </w:r>
-    </w:p>
-    <w:p>
-      <w:pPr>
-        <w:pStyle w:val="ResumeMeta"/>
-      </w:pPr>
-      <w:r>
-        <w:rPr>
-          <w:rFonts w:ascii="Arial" w:hAnsi="Arial"/>
-          <w:color w:val="111111"/>
-          <w:sz w:val="18"/>
-        </w:rPr>
-        <w:t>Drogacenter - 08/2006 - 11/2007</w:t>
-      </w:r>
-    </w:p>
-    <w:p>
-      <w:pPr>
-        <w:pStyle w:val="ResumeBody"/>
-        <w:spacing w:after="60"/>
-      </w:pPr>
-      <w:r>
-        <w:rPr>
-          <w:rFonts w:ascii="Arial" w:hAnsi="Arial"/>
-          <w:i w:val="0"/>
-          <w:color w:val="111111"/>
-          <w:sz w:val="18"/>
-        </w:rPr>
-        <w:t>Provided services through H2M, developing an electronic order manager that monitored and integrated mobile-submitted orders into the ERP system.</w:t>
-      </w:r>
-    </w:p>
-    <w:p>
-      <w:pPr>
-        <w:pStyle w:val="ResumeCategory"/>
-      </w:pPr>
-      <w:r>
-        <w:rPr>
-          <w:rFonts w:ascii="Arial" w:hAnsi="Arial"/>
-          <w:b/>
-          <w:color w:val="111111"/>
-          <w:sz w:val="18"/>
-        </w:rPr>
-        <w:t>Technologies</w:t>
-      </w:r>
-    </w:p>
-    <w:p>
-      <w:pPr>
-        <w:pStyle w:val="ResumeCompactBullet"/>
-      </w:pPr>
-      <w:r>
-        <w:rPr>
-          <w:rFonts w:ascii="Arial" w:hAnsi="Arial"/>
-          <w:color w:val="111111"/>
-          <w:sz w:val="18"/>
-        </w:rPr>
-        <w:t>C#</w:t>
-      </w:r>
-    </w:p>
-    <w:p>
-      <w:pPr>
-        <w:pStyle w:val="ResumeCompactBullet"/>
-      </w:pPr>
-      <w:r>
-        <w:rPr>
-          <w:rFonts w:ascii="Arial" w:hAnsi="Arial"/>
-          <w:color w:val="111111"/>
-          <w:sz w:val="18"/>
-        </w:rPr>
-        <w:t>Windows Services</w:t>
-      </w:r>
-    </w:p>
-    <w:p>
-      <w:pPr>
-        <w:pStyle w:val="ResumeCompactBullet"/>
-      </w:pPr>
-      <w:r>
-        <w:rPr>
-          <w:rFonts w:ascii="Arial" w:hAnsi="Arial"/>
-          <w:color w:val="111111"/>
-          <w:sz w:val="18"/>
-        </w:rPr>
-        <w:t>Windows Forms</w:t>
-      </w:r>
-    </w:p>
-    <w:p>
-      <w:pPr>
-        <w:pStyle w:val="ResumeCompactBullet"/>
-      </w:pPr>
-      <w:r>
-        <w:rPr>
-          <w:rFonts w:ascii="Arial" w:hAnsi="Arial"/>
-          <w:color w:val="111111"/>
-          <w:sz w:val="18"/>
-        </w:rPr>
-        <w:t>XML</w:t>
-      </w:r>
-    </w:p>
-    <w:p>
-      <w:pPr>
-        <w:spacing w:before="20" w:after="80"/>
-        <w:pBdr>
-          <w:bottom w:val="single" w:sz="5" w:space="1" w:color="222222"/>
-        </w:pBdr>
-      </w:pPr>
-    </w:p>
-    <w:p>
-      <w:pPr>
-        <w:pStyle w:val="ResumeRole"/>
-      </w:pPr>
-      <w:r>
-        <w:rPr>
-          <w:rFonts w:ascii="Arial" w:hAnsi="Arial"/>
-          <w:b/>
-          <w:color w:val="111111"/>
-          <w:sz w:val="20"/>
-        </w:rPr>
-        <w:t>Software Developer Analyst</w:t>
-      </w:r>
-    </w:p>
-    <w:p>
-      <w:pPr>
-        <w:pStyle w:val="ResumeMeta"/>
-      </w:pPr>
-      <w:r>
-        <w:rPr>
-          <w:rFonts w:ascii="Arial" w:hAnsi="Arial"/>
-          <w:color w:val="111111"/>
-          <w:sz w:val="18"/>
-        </w:rPr>
-        <w:t>NationSoft - 07/2006 - 10/2007</w:t>
-      </w:r>
-    </w:p>
-    <w:p>
-      <w:pPr>
-        <w:pStyle w:val="ResumeBody"/>
-        <w:spacing w:after="60"/>
-      </w:pPr>
-      <w:r>
-        <w:rPr>
-          <w:rFonts w:ascii="Arial" w:hAnsi="Arial"/>
-          <w:i w:val="0"/>
-          <w:color w:val="111111"/>
-          <w:sz w:val="18"/>
-        </w:rPr>
-        <w:t>Worked for approximately a year and a half developing various internal products, such as performance management systems, timesheet systems, data integration tools, résumé databases, among others.</w:t>
-      </w:r>
-    </w:p>
-    <w:p>
-      <w:pPr>
-        <w:pStyle w:val="ResumeCategory"/>
-      </w:pPr>
-      <w:r>
-        <w:rPr>
-          <w:rFonts w:ascii="Arial" w:hAnsi="Arial"/>
-          <w:b/>
-          <w:color w:val="111111"/>
-          <w:sz w:val="18"/>
-        </w:rPr>
-        <w:t>Technologies</w:t>
-      </w:r>
-    </w:p>
-    <w:p>
-      <w:pPr>
-        <w:pStyle w:val="ResumeCompactBullet"/>
-      </w:pPr>
-      <w:r>
-        <w:rPr>
-          <w:rFonts w:ascii="Arial" w:hAnsi="Arial"/>
-          <w:color w:val="111111"/>
-          <w:sz w:val="18"/>
-        </w:rPr>
-        <w:t>AJAX</w:t>
-      </w:r>
-    </w:p>
-    <w:p>
-      <w:pPr>
-        <w:pStyle w:val="ResumeCompactBullet"/>
-      </w:pPr>
-      <w:r>
-        <w:rPr>
-          <w:rFonts w:ascii="Arial" w:hAnsi="Arial"/>
-          <w:color w:val="111111"/>
-          <w:sz w:val="18"/>
-        </w:rPr>
-        <w:t>YUI</w:t>
-      </w:r>
-    </w:p>
-    <w:p>
-      <w:pPr>
-        <w:pStyle w:val="ResumeCompactBullet"/>
-      </w:pPr>
-      <w:r>
-        <w:rPr>
-          <w:rFonts w:ascii="Arial" w:hAnsi="Arial"/>
-          <w:color w:val="111111"/>
-          <w:sz w:val="18"/>
-        </w:rPr>
-        <w:t>DHTML</w:t>
-      </w:r>
-    </w:p>
-    <w:p>
-      <w:pPr>
-        <w:pStyle w:val="ResumeCompactBullet"/>
-      </w:pPr>
-      <w:r>
-        <w:rPr>
-          <w:rFonts w:ascii="Arial" w:hAnsi="Arial"/>
-          <w:color w:val="111111"/>
-          <w:sz w:val="18"/>
-        </w:rPr>
-        <w:t>ASP.NET</w:t>
-      </w:r>
-    </w:p>
-    <w:p>
-      <w:pPr>
-        <w:pStyle w:val="ResumeCompactBullet"/>
-      </w:pPr>
-      <w:r>
-        <w:rPr>
-          <w:rFonts w:ascii="Arial" w:hAnsi="Arial"/>
-          <w:color w:val="111111"/>
-          <w:sz w:val="18"/>
-        </w:rPr>
-        <w:t>Web Services</w:t>
-      </w:r>
-    </w:p>
-    <w:p>
-      <w:pPr>
-        <w:pStyle w:val="ResumeCompactBullet"/>
-      </w:pPr>
-      <w:r>
-        <w:rPr>
-          <w:rFonts w:ascii="Arial" w:hAnsi="Arial"/>
-          <w:color w:val="111111"/>
-          <w:sz w:val="18"/>
-        </w:rPr>
-        <w:t>XML</w:t>
-      </w:r>
-    </w:p>
-    <w:p>
-      <w:pPr>
-        <w:pStyle w:val="ResumeCompactBullet"/>
-      </w:pPr>
-      <w:r>
-        <w:rPr>
-          <w:rFonts w:ascii="Arial" w:hAnsi="Arial"/>
-          <w:color w:val="111111"/>
-          <w:sz w:val="18"/>
-        </w:rPr>
-        <w:t>C#</w:t>
-      </w:r>
-    </w:p>
-    <w:p>
-      <w:pPr>
-        <w:pStyle w:val="ResumeCompactBullet"/>
-      </w:pPr>
-      <w:r>
-        <w:rPr>
-          <w:rFonts w:ascii="Arial" w:hAnsi="Arial"/>
-          <w:color w:val="111111"/>
-          <w:sz w:val="18"/>
-        </w:rPr>
-        <w:t>Sql Server</w:t>
-      </w:r>
-    </w:p>
-    <w:p>
-      <w:pPr>
-        <w:spacing w:before="20" w:after="80"/>
-        <w:pBdr>
-          <w:bottom w:val="single" w:sz="5" w:space="1" w:color="222222"/>
-        </w:pBdr>
-      </w:pPr>
-    </w:p>
-    <w:p>
-      <w:pPr>
-        <w:pStyle w:val="ResumeRole"/>
-      </w:pPr>
-      <w:r>
-        <w:rPr>
-          <w:rFonts w:ascii="Arial" w:hAnsi="Arial"/>
-          <w:b/>
-          <w:color w:val="111111"/>
-          <w:sz w:val="20"/>
-        </w:rPr>
-        <w:t>Developer</w:t>
-      </w:r>
-    </w:p>
-    <w:p>
-      <w:pPr>
-        <w:pStyle w:val="ResumeMeta"/>
-      </w:pPr>
-      <w:r>
-        <w:rPr>
-          <w:rFonts w:ascii="Arial" w:hAnsi="Arial"/>
-          <w:color w:val="111111"/>
-          <w:sz w:val="18"/>
-        </w:rPr>
-        <w:t>Hewlett-Packard - 02/2002 - 07/2006</w:t>
-      </w:r>
-    </w:p>
-    <w:p>
-      <w:pPr>
-        <w:pStyle w:val="ResumeBody"/>
-        <w:spacing w:after="60"/>
-      </w:pPr>
-      <w:r>
-        <w:rPr>
-          <w:rFonts w:ascii="Arial" w:hAnsi="Arial"/>
-          <w:i w:val="0"/>
-          <w:color w:val="111111"/>
-          <w:sz w:val="18"/>
-        </w:rPr>
-        <w:t>Developed applications to support HR processes at HP. Contributed to the department’s intranet, creating self-service tools for employees.</w:t>
-      </w:r>
-    </w:p>
-    <w:p>
-      <w:pPr>
-        <w:pStyle w:val="ResumeCategory"/>
-      </w:pPr>
-      <w:r>
-        <w:rPr>
-          <w:rFonts w:ascii="Arial" w:hAnsi="Arial"/>
-          <w:b/>
-          <w:color w:val="111111"/>
-          <w:sz w:val="18"/>
-        </w:rPr>
-        <w:t>Technologies</w:t>
-      </w:r>
-    </w:p>
-    <w:p>
-      <w:pPr>
-        <w:pStyle w:val="ResumeCompactBullet"/>
-      </w:pPr>
-      <w:r>
-        <w:rPr>
-          <w:rFonts w:ascii="Arial" w:hAnsi="Arial"/>
-          <w:color w:val="111111"/>
-          <w:sz w:val="18"/>
-        </w:rPr>
-        <w:t>ASP.NET</w:t>
-      </w:r>
-    </w:p>
-    <w:p>
-      <w:pPr>
-        <w:pStyle w:val="ResumeCompactBullet"/>
-      </w:pPr>
-      <w:r>
-        <w:rPr>
-          <w:rFonts w:ascii="Arial" w:hAnsi="Arial"/>
-          <w:color w:val="111111"/>
-          <w:sz w:val="18"/>
-        </w:rPr>
-        <w:t>C#</w:t>
-      </w:r>
-    </w:p>
-    <w:p>
-      <w:pPr>
-        <w:pStyle w:val="ResumeCompactBullet"/>
-      </w:pPr>
-      <w:r>
-        <w:rPr>
-          <w:rFonts w:ascii="Arial" w:hAnsi="Arial"/>
-          <w:color w:val="111111"/>
-          <w:sz w:val="18"/>
-        </w:rPr>
-        <w:t>XML</w:t>
-      </w:r>
-    </w:p>
-    <w:p>
-      <w:pPr>
-        <w:pStyle w:val="ResumeCompactBullet"/>
-      </w:pPr>
-      <w:r>
-        <w:rPr>
-          <w:rFonts w:ascii="Arial" w:hAnsi="Arial"/>
-          <w:color w:val="111111"/>
-          <w:sz w:val="18"/>
-        </w:rPr>
-        <w:t>ASP</w:t>
-      </w:r>
-    </w:p>
-    <w:p>
-      <w:pPr>
-        <w:pStyle w:val="ResumeCompactBullet"/>
-      </w:pPr>
-      <w:r>
-        <w:rPr>
-          <w:rFonts w:ascii="Arial" w:hAnsi="Arial"/>
-          <w:color w:val="111111"/>
-          <w:sz w:val="18"/>
-        </w:rPr>
-        <w:t>DHTML (JavaScript, Html, CSS)</w:t>
-      </w:r>
-    </w:p>
-    <w:p>
-      <w:pPr>
-        <w:pStyle w:val="ResumeCompactBullet"/>
-      </w:pPr>
-      <w:r>
-        <w:rPr>
-          <w:rFonts w:ascii="Arial" w:hAnsi="Arial"/>
-          <w:color w:val="111111"/>
-          <w:sz w:val="18"/>
-        </w:rPr>
-        <w:t>VB 6.0</w:t>
-      </w:r>
-    </w:p>
-    <w:p>
-      <w:pPr>
-        <w:pStyle w:val="ResumeCompactBullet"/>
-      </w:pPr>
-      <w:r>
-        <w:rPr>
-          <w:rFonts w:ascii="Arial" w:hAnsi="Arial"/>
-          <w:color w:val="111111"/>
-          <w:sz w:val="18"/>
-        </w:rPr>
-        <w:t>VBA</w:t>
-      </w:r>
-    </w:p>
-    <w:p>
-      <w:pPr>
-        <w:pStyle w:val="ResumeCompactBullet"/>
-      </w:pPr>
-      <w:r>
-        <w:rPr>
-          <w:rFonts w:ascii="Arial" w:hAnsi="Arial"/>
-          <w:color w:val="111111"/>
-          <w:sz w:val="18"/>
-        </w:rPr>
-        <w:t>Oracle</w:t>
-      </w:r>
-    </w:p>
-    <w:p>
-      <w:pPr>
-        <w:pStyle w:val="ResumeCompactBullet"/>
-      </w:pPr>
-      <w:r>
-        <w:rPr>
-          <w:rFonts w:ascii="Arial" w:hAnsi="Arial"/>
-          <w:color w:val="111111"/>
-          <w:sz w:val="18"/>
-        </w:rPr>
-        <w:t>PL/SQL</w:t>
-      </w:r>
-    </w:p>
-    <w:p>
-      <w:pPr>
-        <w:spacing w:before="20" w:after="80"/>
-        <w:pBdr>
-          <w:bottom w:val="single" w:sz="5" w:space="1" w:color="222222"/>
-        </w:pBdr>
-      </w:pPr>
-    </w:p>
-    <w:p>
-      <w:pPr>
-        <w:pStyle w:val="ResumeRole"/>
-      </w:pPr>
-      <w:r>
-        <w:rPr>
-          <w:rFonts w:ascii="Arial" w:hAnsi="Arial"/>
-          <w:b/>
-          <w:color w:val="111111"/>
-          <w:sz w:val="20"/>
-        </w:rPr>
-        <w:t>Administrative Assistant</w:t>
-      </w:r>
-    </w:p>
-    <w:p>
-      <w:pPr>
-        <w:pStyle w:val="ResumeMeta"/>
-      </w:pPr>
-      <w:r>
-        <w:rPr>
-          <w:rFonts w:ascii="Arial" w:hAnsi="Arial"/>
-          <w:color w:val="111111"/>
-          <w:sz w:val="18"/>
-        </w:rPr>
-        <w:t>Hewlett-Packard - 10/1996 - 02/2002</w:t>
-      </w:r>
-    </w:p>
-    <w:p>
-      <w:pPr>
-        <w:pStyle w:val="ResumeBody"/>
-        <w:spacing w:after="60"/>
-      </w:pPr>
-      <w:r>
-        <w:rPr>
-          <w:rFonts w:ascii="Arial" w:hAnsi="Arial"/>
-          <w:i w:val="0"/>
-          <w:color w:val="111111"/>
-          <w:sz w:val="18"/>
-        </w:rPr>
-        <w:t>Worked for almost six years in the Human Resources administrative area – Personnel Administration – responsible for onboarding processes for employees and interns.</w:t>
-      </w:r>
-    </w:p>
-    <w:p>
-      <w:pPr>
-        <w:pStyle w:val="ResumeBody"/>
-        <w:spacing w:after="60"/>
-      </w:pPr>
-      <w:r>
-        <w:rPr>
-          <w:rFonts w:ascii="Arial" w:hAnsi="Arial"/>
-          <w:i w:val="0"/>
-          <w:color w:val="111111"/>
-          <w:sz w:val="18"/>
-        </w:rPr>
-        <w:t>Despite being in an administrative area, I developed several tools to optimize tasks. Eventually, I was invited to join the IT department responsible for HR technology.</w:t>
-      </w:r>
-    </w:p>
-    <w:p>
-      <w:pPr>
-        <w:pStyle w:val="ResumeCategory"/>
-      </w:pPr>
-      <w:r>
-        <w:rPr>
-          <w:rFonts w:ascii="Arial" w:hAnsi="Arial"/>
-          <w:b/>
-          <w:color w:val="111111"/>
-          <w:sz w:val="18"/>
-        </w:rPr>
-        <w:t>Technologies</w:t>
-      </w:r>
-    </w:p>
-    <w:p>
-      <w:pPr>
-        <w:pStyle w:val="ResumeCompactBullet"/>
-      </w:pPr>
-      <w:r>
-        <w:rPr>
-          <w:rFonts w:ascii="Arial" w:hAnsi="Arial"/>
-          <w:color w:val="111111"/>
-          <w:sz w:val="18"/>
-        </w:rPr>
-        <w:t>ASP.NET</w:t>
-      </w:r>
-    </w:p>
-    <w:p>
-      <w:pPr>
-        <w:pStyle w:val="ResumeCompactBullet"/>
-      </w:pPr>
-      <w:r>
-        <w:rPr>
-          <w:rFonts w:ascii="Arial" w:hAnsi="Arial"/>
-          <w:color w:val="111111"/>
-          <w:sz w:val="18"/>
-        </w:rPr>
-        <w:t>MS Access</w:t>
-      </w:r>
-    </w:p>
-    <w:p>
-      <w:pPr>
-        <w:pStyle w:val="ResumeCompactBullet"/>
-      </w:pPr>
-      <w:r>
-        <w:rPr>
-          <w:rFonts w:ascii="Arial" w:hAnsi="Arial"/>
-          <w:color w:val="111111"/>
-          <w:sz w:val="18"/>
-        </w:rPr>
-        <w:t>MS Office</w:t>
-      </w:r>
-    </w:p>
-    <w:p>
-      <w:pPr>
-        <w:pStyle w:val="ResumeCompactBullet"/>
-      </w:pPr>
-      <w:r>
-        <w:rPr>
-          <w:rFonts w:ascii="Arial" w:hAnsi="Arial"/>
-          <w:color w:val="111111"/>
-          <w:sz w:val="18"/>
-        </w:rPr>
-        <w:t>VBA</w:t>
-      </w:r>
-    </w:p>
-    <w:p>
-      <w:pPr>
-        <w:pStyle w:val="ResumeCompactBullet"/>
-      </w:pPr>
-      <w:r>
-        <w:rPr>
-          <w:rFonts w:ascii="Arial" w:hAnsi="Arial"/>
-          <w:color w:val="111111"/>
-          <w:sz w:val="18"/>
-        </w:rPr>
-        <w:t>VB6</w:t>
-      </w:r>
-    </w:p>
-    <w:p>
-      <w:pPr>
-        <w:pStyle w:val="ResumeCompactBullet"/>
-      </w:pPr>
-      <w:r>
-        <w:rPr>
-          <w:rFonts w:ascii="Arial" w:hAnsi="Arial"/>
-          <w:color w:val="111111"/>
-          <w:sz w:val="18"/>
-        </w:rPr>
-        <w:t>Oracle</w:t>
-      </w:r>
-    </w:p>
-    <w:p>
-      <w:pPr>
-        <w:pStyle w:val="ResumeCompactBullet"/>
-      </w:pPr>
-      <w:r>
-        <w:rPr>
-          <w:rFonts w:ascii="Arial" w:hAnsi="Arial"/>
-          <w:color w:val="111111"/>
-          <w:sz w:val="18"/>
-        </w:rPr>
-        <w:t>PeopleSoft</w:t>
-      </w:r>
-    </w:p>
-    <w:p>
-      <w:pPr>
-        <w:spacing w:before="20" w:after="80"/>
-        <w:pBdr>
-          <w:bottom w:val="single" w:sz="5" w:space="1" w:color="222222"/>
-        </w:pBdr>
-      </w:pPr>
     </w:p>
     <w:sectPr>
       <w:type w:val="continuous"/>
